--- a/finance agent/docs/Finance_Credit_Follow_Up_Email_Agent_Project_Report.docx
+++ b/finance agent/docs/Finance_Credit_Follow_Up_Email_Agent_Project_Report.docx
@@ -2725,7 +2725,7 @@
         <w:pStyle w:val="Heading1"/>
       </w:pPr>
       <w:r>
-        <w:t>10. Future Improvements</w:t>
+        <w:t>10. Implemented Enhancements</w:t>
       </w:r>
     </w:p>
     <w:p>
@@ -2735,7 +2735,7 @@
         <w:ind w:left="720" w:hanging="360"/>
       </w:pPr>
       <w:r>
-        <w:t>Add a human approval queue before real email sending.</w:t>
+        <w:t>Human approval queue before real email sending.</w:t>
       </w:r>
     </w:p>
     <w:p>
@@ -2745,7 +2745,7 @@
         <w:ind w:left="720" w:hanging="360"/>
       </w:pPr>
       <w:r>
-        <w:t>Integrate a verified SMTP, SendGrid, or Mailgun sender after domain authentication.</w:t>
+        <w:t>Optional SMTP sender guarded by dry-run and approval settings.</w:t>
       </w:r>
     </w:p>
     <w:p>
@@ -2755,7 +2755,7 @@
         <w:ind w:left="720" w:hanging="360"/>
       </w:pPr>
       <w:r>
-        <w:t>Add scheduler support for daily or weekly automated invoice scans.</w:t>
+        <w:t>APScheduler support for recurring invoice scans.</w:t>
       </w:r>
     </w:p>
     <w:p>
@@ -2765,7 +2765,7 @@
         <w:ind w:left="720" w:hanging="360"/>
       </w:pPr>
       <w:r>
-        <w:t>Add caching for LLM generations during development to reduce cost.</w:t>
+        <w:t>SQLite LLM response caching to reduce repeated Gemini calls.</w:t>
       </w:r>
     </w:p>
     <w:p>
@@ -2775,7 +2775,7 @@
         <w:ind w:left="720" w:hanging="360"/>
       </w:pPr>
       <w:r>
-        <w:t>Add LangSmith or Langfuse tracing if a free or approved setup is available.</w:t>
+        <w:t>Local tracing plus optional LangSmith hooks.</w:t>
       </w:r>
     </w:p>
     <w:p>
@@ -2785,7 +2785,7 @@
         <w:ind w:left="720" w:hanging="360"/>
       </w:pPr>
       <w:r>
-        <w:t>Expand the dashboard with filters, review comments, and manager assignment workflow.</w:t>
+        <w:t>Expanded dashboard with filters, approval actions, generated email review, and trace visibility.</w:t>
       </w:r>
     </w:p>
     <w:p>
@@ -2793,7 +2793,55 @@
         <w:pStyle w:val="Heading1"/>
       </w:pPr>
       <w:r>
-        <w:t>11. Conclusion</w:t>
+        <w:t>11. Next Production Steps</w:t>
+      </w:r>
+    </w:p>
+    <w:p>
+      <w:pPr>
+        <w:pStyle w:val="ListBullet"/>
+        <w:spacing w:after="80" w:line="280" w:lineRule="auto"/>
+        <w:ind w:left="720" w:hanging="360"/>
+      </w:pPr>
+      <w:r>
+        <w:t>Configure a verified sender domain with SPF, DKIM, and DMARC before real client sends.</w:t>
+      </w:r>
+    </w:p>
+    <w:p>
+      <w:pPr>
+        <w:pStyle w:val="ListBullet"/>
+        <w:spacing w:after="80" w:line="280" w:lineRule="auto"/>
+        <w:ind w:left="720" w:hanging="360"/>
+      </w:pPr>
+      <w:r>
+        <w:t>Add authentication and role-based access if the dashboard is deployed beyond local use.</w:t>
+      </w:r>
+    </w:p>
+    <w:p>
+      <w:pPr>
+        <w:pStyle w:val="ListBullet"/>
+        <w:spacing w:after="80" w:line="280" w:lineRule="auto"/>
+        <w:ind w:left="720" w:hanging="360"/>
+      </w:pPr>
+      <w:r>
+        <w:t>Connect the input source to the finance team's actual ERP, accounting system, or Google Sheet.</w:t>
+      </w:r>
+    </w:p>
+    <w:p>
+      <w:pPr>
+        <w:pStyle w:val="ListBullet"/>
+        <w:spacing w:after="80" w:line="280" w:lineRule="auto"/>
+        <w:ind w:left="720" w:hanging="360"/>
+      </w:pPr>
+      <w:r>
+        <w:t>Add PII redaction before enabling hosted tracing in production.</w:t>
+      </w:r>
+    </w:p>
+    <w:p>
+      <w:pPr>
+        <w:pStyle w:val="Heading1"/>
+      </w:pPr>
+      <w:r>
+        <w:t>12. Conclusion</w:t>
       </w:r>
     </w:p>
     <w:p>
